--- a/Student_Performance_Week2_Report.docx
+++ b/Student_Performance_Week2_Report.docx
@@ -23,7 +23,17 @@
       </w:r>
     </w:p>
     <w:p>
-      <w:r>
+      <w:pPr>
+        <w:rPr>
+          <w:b/>
+          <w:bCs/>
+        </w:rPr>
+      </w:pPr>
+      <w:r>
+        <w:rPr>
+          <w:b/>
+          <w:bCs/>
+        </w:rPr>
         <w:t>Completed:</w:t>
       </w:r>
     </w:p>
@@ -34,15 +44,7 @@
     </w:p>
     <w:p>
       <w:r>
-        <w:t xml:space="preserve">- Imported student-mat.csv into </w:t>
-      </w:r>
-      <w:proofErr w:type="spellStart"/>
-      <w:r>
-        <w:t>student_math</w:t>
-      </w:r>
-      <w:proofErr w:type="spellEnd"/>
-      <w:r>
-        <w:t xml:space="preserve"> table</w:t>
+        <w:t>- Imported student-mat.csv into student_math table</w:t>
       </w:r>
     </w:p>
     <w:p>
@@ -52,7 +54,95 @@
     </w:p>
     <w:p/>
     <w:p>
-      <w:r>
+      <w:pPr>
+        <w:rPr>
+          <w:b/>
+          <w:bCs/>
+        </w:rPr>
+      </w:pPr>
+      <w:r>
+        <w:rPr>
+          <w:b/>
+          <w:bCs/>
+        </w:rPr>
+        <w:t>SQL Queries Used</w:t>
+      </w:r>
+    </w:p>
+    <w:p>
+      <w:r>
+        <w:t>SELECT COUNT(*) AS total_students</w:t>
+      </w:r>
+    </w:p>
+    <w:p>
+      <w:r>
+        <w:t>FROM student_math;</w:t>
+      </w:r>
+    </w:p>
+    <w:p/>
+    <w:p>
+      <w:r>
+        <w:t>SELECT AVG(G3) AS average_final_grade</w:t>
+      </w:r>
+    </w:p>
+    <w:p>
+      <w:r>
+        <w:t>FROM student_math;</w:t>
+      </w:r>
+    </w:p>
+    <w:p/>
+    <w:p>
+      <w:r>
+        <w:t>SELECT studytime, AVG(G3) AS avg_final_grade</w:t>
+      </w:r>
+    </w:p>
+    <w:p>
+      <w:r>
+        <w:t>FROM student_math</w:t>
+      </w:r>
+    </w:p>
+    <w:p>
+      <w:r>
+        <w:t>GROUP BY studytime;</w:t>
+      </w:r>
+    </w:p>
+    <w:p/>
+    <w:p>
+      <w:r>
+        <w:t>SELECT failures, AVG(G3) AS avg_final_grade</w:t>
+      </w:r>
+    </w:p>
+    <w:p>
+      <w:r>
+        <w:t>FROM student_math</w:t>
+      </w:r>
+    </w:p>
+    <w:p>
+      <w:r>
+        <w:t>GROUP BY failures;</w:t>
+      </w:r>
+    </w:p>
+    <w:p/>
+    <w:p>
+      <w:r>
+        <w:t>SELECT sex, AVG(G3) AS avg_final_grade</w:t>
+      </w:r>
+    </w:p>
+    <w:p>
+      <w:r>
+        <w:t>FROM student_math</w:t>
+      </w:r>
+    </w:p>
+    <w:p>
+      <w:r>
+        <w:t>GROUP BY sex;</w:t>
+      </w:r>
+    </w:p>
+    <w:p>
+      <w:r>
+        <w:rPr>
+          <w:noProof/>
+        </w:rPr>
+        <w:lastRenderedPageBreak/>
         <w:drawing>
           <wp:inline distT="0" distB="0" distL="0" distR="0" wp14:anchorId="6A9F08A3" wp14:editId="54A551B3">
             <wp:extent cx="2476500" cy="1306248"/>
@@ -69,7 +159,7 @@
                     <pic:cNvPicPr/>
                   </pic:nvPicPr>
                   <pic:blipFill>
-                    <a:blip r:embed="rId4"/>
+                    <a:blip r:embed="rId5"/>
                     <a:stretch>
                       <a:fillRect/>
                     </a:stretch>
@@ -93,6 +183,9 @@
         <w:t xml:space="preserve">                 </w:t>
       </w:r>
       <w:r>
+        <w:rPr>
+          <w:noProof/>
+        </w:rPr>
         <w:drawing>
           <wp:inline distT="0" distB="0" distL="0" distR="0" wp14:anchorId="0A7180D7" wp14:editId="6521B4CF">
             <wp:extent cx="2466975" cy="1295953"/>
@@ -109,7 +202,7 @@
                     <pic:cNvPicPr/>
                   </pic:nvPicPr>
                   <pic:blipFill>
-                    <a:blip r:embed="rId5"/>
+                    <a:blip r:embed="rId6"/>
                     <a:stretch>
                       <a:fillRect/>
                     </a:stretch>
@@ -133,6 +226,9 @@
     <w:p/>
     <w:p>
       <w:r>
+        <w:rPr>
+          <w:noProof/>
+        </w:rPr>
         <w:drawing>
           <wp:inline distT="0" distB="0" distL="0" distR="0" wp14:anchorId="67E35209" wp14:editId="384D6A7D">
             <wp:extent cx="2495589" cy="1314450"/>
@@ -149,7 +245,7 @@
                     <pic:cNvPicPr/>
                   </pic:nvPicPr>
                   <pic:blipFill>
-                    <a:blip r:embed="rId6"/>
+                    <a:blip r:embed="rId7"/>
                     <a:stretch>
                       <a:fillRect/>
                     </a:stretch>
@@ -173,6 +269,9 @@
         <w:t xml:space="preserve">               </w:t>
       </w:r>
       <w:r>
+        <w:rPr>
+          <w:noProof/>
+        </w:rPr>
         <w:drawing>
           <wp:inline distT="0" distB="0" distL="0" distR="0" wp14:anchorId="5FF86381" wp14:editId="609B0A56">
             <wp:extent cx="2571750" cy="1360335"/>
@@ -189,7 +288,7 @@
                     <pic:cNvPicPr/>
                   </pic:nvPicPr>
                   <pic:blipFill>
-                    <a:blip r:embed="rId7"/>
+                    <a:blip r:embed="rId8"/>
                     <a:stretch>
                       <a:fillRect/>
                     </a:stretch>
@@ -216,6 +315,9 @@
         <w:t xml:space="preserve">                                       </w:t>
       </w:r>
       <w:r>
+        <w:rPr>
+          <w:noProof/>
+        </w:rPr>
         <w:drawing>
           <wp:inline distT="0" distB="0" distL="0" distR="0" wp14:anchorId="680D188F" wp14:editId="344816AA">
             <wp:extent cx="3087975" cy="1628775"/>
@@ -232,7 +334,7 @@
                     <pic:cNvPicPr/>
                   </pic:nvPicPr>
                   <pic:blipFill>
-                    <a:blip r:embed="rId8"/>
+                    <a:blip r:embed="rId9"/>
                     <a:stretch>
                       <a:fillRect/>
                     </a:stretch>
@@ -253,33 +355,49 @@
         </w:drawing>
       </w:r>
     </w:p>
+    <w:p>
+      <w:pPr>
+        <w:rPr>
+          <w:b/>
+          <w:bCs/>
+        </w:rPr>
+      </w:pPr>
+      <w:r>
+        <w:rPr>
+          <w:b/>
+          <w:bCs/>
+        </w:rPr>
+        <w:t>Key Findings:</w:t>
+      </w:r>
+    </w:p>
+    <w:p>
+      <w:r>
+        <w:t>- Dataset contains 395 student records.</w:t>
+      </w:r>
+    </w:p>
+    <w:p>
+      <w:r>
+        <w:t>- SQL queries were executed successfully.</w:t>
+      </w:r>
+    </w:p>
+    <w:p>
+      <w:r>
+        <w:t>- Initial exploration indicates study time and failures may influence final grades.</w:t>
+      </w:r>
+    </w:p>
     <w:p/>
-    <w:p/>
-    <w:p/>
-    <w:p>
-      <w:r>
-        <w:lastRenderedPageBreak/>
-        <w:t>Key Findings:</w:t>
-      </w:r>
-    </w:p>
-    <w:p>
-      <w:r>
-        <w:t>- Dataset contains 395 student records.</w:t>
-      </w:r>
-    </w:p>
-    <w:p>
-      <w:r>
-        <w:t>- SQL queries were executed successfully.</w:t>
-      </w:r>
-    </w:p>
-    <w:p>
-      <w:r>
-        <w:t>- Initial exploration indicates study time and failures may influence final grades.</w:t>
-      </w:r>
-    </w:p>
-    <w:p/>
-    <w:p>
-      <w:r>
+    <w:p>
+      <w:pPr>
+        <w:rPr>
+          <w:b/>
+          <w:bCs/>
+        </w:rPr>
+      </w:pPr>
+      <w:r>
+        <w:rPr>
+          <w:b/>
+          <w:bCs/>
+        </w:rPr>
         <w:t>Next Steps:</w:t>
       </w:r>
     </w:p>
@@ -306,6 +424,103 @@
     </w:sectPr>
   </w:body>
 </w:document>
+</file>
+
+<file path=word/numbering.xml><?xml version="1.0" encoding="utf-8"?>
+<w:numbering xmlns:wpc="http://schemas.microsoft.com/office/word/2010/wordprocessingCanvas" xmlns:cx="http://schemas.microsoft.com/office/drawing/2014/chartex" xmlns:cx1="http://schemas.microsoft.com/office/drawing/2015/9/8/chartex" xmlns:cx2="http://schemas.microsoft.com/office/drawing/2015/10/21/chartex" xmlns:cx3="http://schemas.microsoft.com/office/drawing/2016/5/9/chartex" xmlns:cx4="http://schemas.microsoft.com/office/drawing/2016/5/10/chartex" xmlns:cx5="http://schemas.microsoft.com/office/drawing/2016/5/11/chartex" xmlns:cx6="http://schemas.microsoft.com/office/drawing/2016/5/12/chartex" xmlns:cx7="http://schemas.microsoft.com/office/drawing/2016/5/13/chartex" xmlns:cx8="http://schemas.microsoft.com/office/drawing/2016/5/14/chartex" xmlns:mc="http://schemas.openxmlformats.org/markup-compatibility/2006" xmlns:aink="http://schemas.microsoft.com/office/drawing/2016/ink" xmlns:am3d="http://schemas.microsoft.com/office/drawing/2017/model3d" xmlns:o="urn:schemas-microsoft-com:office:office" xmlns:oel="http://schemas.microsoft.com/office/2019/extlst" xmlns:r="http://schemas.openxmlformats.org/officeDocument/2006/relationships" xmlns:m="http://schemas.openxmlformats.org/officeDocument/2006/math" xmlns:v="urn:schemas-microsoft-com:vml" xmlns:wp14="http://schemas.microsoft.com/office/word/2010/wordprocessingDrawing" xmlns:wp="http://schemas.openxmlformats.org/drawingml/2006/wordprocessingDrawing" xmlns:w10="urn:schemas-microsoft-com:office:word" xmlns:w="http://schemas.openxmlformats.org/wordprocessingml/2006/main" xmlns:w14="http://schemas.microsoft.com/office/word/2010/wordml" xmlns:w15="http://schemas.microsoft.com/office/word/2012/wordml" xmlns:w16cex="http://schemas.microsoft.com/office/word/2018/wordml/cex" xmlns:w16cid="http://schemas.microsoft.com/office/word/2016/wordml/cid" xmlns:w16="http://schemas.microsoft.com/office/word/2018/wordml" xmlns:w16du="http://schemas.microsoft.com/office/word/2023/wordml/word16du" xmlns:w16sdtdh="http://schemas.microsoft.com/office/word/2020/wordml/sdtdatahash" xmlns:w16sdtfl="http://schemas.microsoft.com/office/word/2024/wordml/sdtformatlock" xmlns:w16se="http://schemas.microsoft.com/office/word/2015/wordml/symex" xmlns:wpg="http://schemas.microsoft.com/office/word/2010/wordprocessingGroup" xmlns:wpi="http://schemas.microsoft.com/office/word/2010/wordprocessingInk" xmlns:wne="http://schemas.microsoft.com/office/word/2006/wordml" xmlns:wps="http://schemas.microsoft.com/office/word/2010/wordprocessingShape" mc:Ignorable="w14 w15 w16se w16cid w16 w16cex w16sdtdh w16sdtfl w16du wp14">
+  <w:abstractNum w:abstractNumId="0" w15:restartNumberingAfterBreak="0">
+    <w:nsid w:val="553B04B5"/>
+    <w:multiLevelType w:val="hybridMultilevel"/>
+    <w:tmpl w:val="51C8D28E"/>
+    <w:lvl w:ilvl="0" w:tplc="04090011">
+      <w:start w:val="1"/>
+      <w:numFmt w:val="decimal"/>
+      <w:lvlText w:val="%1)"/>
+      <w:lvlJc w:val="left"/>
+      <w:pPr>
+        <w:ind w:left="720" w:hanging="360"/>
+      </w:pPr>
+      <w:rPr>
+        <w:rFonts w:hint="default"/>
+      </w:rPr>
+    </w:lvl>
+    <w:lvl w:ilvl="1" w:tplc="04090019" w:tentative="1">
+      <w:start w:val="1"/>
+      <w:numFmt w:val="lowerLetter"/>
+      <w:lvlText w:val="%2."/>
+      <w:lvlJc w:val="left"/>
+      <w:pPr>
+        <w:ind w:left="1440" w:hanging="360"/>
+      </w:pPr>
+    </w:lvl>
+    <w:lvl w:ilvl="2" w:tplc="0409001B" w:tentative="1">
+      <w:start w:val="1"/>
+      <w:numFmt w:val="lowerRoman"/>
+      <w:lvlText w:val="%3."/>
+      <w:lvlJc w:val="right"/>
+      <w:pPr>
+        <w:ind w:left="2160" w:hanging="180"/>
+      </w:pPr>
+    </w:lvl>
+    <w:lvl w:ilvl="3" w:tplc="0409000F" w:tentative="1">
+      <w:start w:val="1"/>
+      <w:numFmt w:val="decimal"/>
+      <w:lvlText w:val="%4."/>
+      <w:lvlJc w:val="left"/>
+      <w:pPr>
+        <w:ind w:left="2880" w:hanging="360"/>
+      </w:pPr>
+    </w:lvl>
+    <w:lvl w:ilvl="4" w:tplc="04090019" w:tentative="1">
+      <w:start w:val="1"/>
+      <w:numFmt w:val="lowerLetter"/>
+      <w:lvlText w:val="%5."/>
+      <w:lvlJc w:val="left"/>
+      <w:pPr>
+        <w:ind w:left="3600" w:hanging="360"/>
+      </w:pPr>
+    </w:lvl>
+    <w:lvl w:ilvl="5" w:tplc="0409001B" w:tentative="1">
+      <w:start w:val="1"/>
+      <w:numFmt w:val="lowerRoman"/>
+      <w:lvlText w:val="%6."/>
+      <w:lvlJc w:val="right"/>
+      <w:pPr>
+        <w:ind w:left="4320" w:hanging="180"/>
+      </w:pPr>
+    </w:lvl>
+    <w:lvl w:ilvl="6" w:tplc="0409000F" w:tentative="1">
+      <w:start w:val="1"/>
+      <w:numFmt w:val="decimal"/>
+      <w:lvlText w:val="%7."/>
+      <w:lvlJc w:val="left"/>
+      <w:pPr>
+        <w:ind w:left="5040" w:hanging="360"/>
+      </w:pPr>
+    </w:lvl>
+    <w:lvl w:ilvl="7" w:tplc="04090019" w:tentative="1">
+      <w:start w:val="1"/>
+      <w:numFmt w:val="lowerLetter"/>
+      <w:lvlText w:val="%8."/>
+      <w:lvlJc w:val="left"/>
+      <w:pPr>
+        <w:ind w:left="5760" w:hanging="360"/>
+      </w:pPr>
+    </w:lvl>
+    <w:lvl w:ilvl="8" w:tplc="0409001B" w:tentative="1">
+      <w:start w:val="1"/>
+      <w:numFmt w:val="lowerRoman"/>
+      <w:lvlText w:val="%9."/>
+      <w:lvlJc w:val="right"/>
+      <w:pPr>
+        <w:ind w:left="6480" w:hanging="180"/>
+      </w:pPr>
+    </w:lvl>
+  </w:abstractNum>
+  <w:num w:numId="1" w16cid:durableId="1334451302">
+    <w:abstractNumId w:val="0"/>
+  </w:num>
+</w:numbering>
 </file>
 
 <file path=word/styles.xml><?xml version="1.0" encoding="utf-8"?>
@@ -911,7 +1126,6 @@
   <w:style w:type="character" w:default="1" w:styleId="DefaultParagraphFont">
     <w:name w:val="Default Paragraph Font"/>
     <w:uiPriority w:val="1"/>
-    <w:semiHidden/>
     <w:unhideWhenUsed/>
   </w:style>
   <w:style w:type="table" w:default="1" w:styleId="TableNormal">
